--- a/docs/paper/unified_manuscript/discovery_plants/Discover_Plants_cover_letter.docx
+++ b/docs/paper/unified_manuscript/discovery_plants/Discover_Plants_cover_letter.docx
@@ -18,7 +18,7 @@
     </w:p>
     <w:p>
       <w:r>
-        <w:t>September 11, 2026</w:t>
+        <w:t>September 17, 2026</w:t>
       </w:r>
     </w:p>
     <w:p>
@@ -54,7 +54,7 @@
     </w:p>
     <w:p>
       <w:r>
-        <w:t>The manuscript fits the journal's coverage of plant pathology, plant genomics, plant molecular biology, and plant-microbe interactions. Its contribution is a new biological analysis and openly reproducible candidate resource rather than the generation of a new sequencing cohort. All analyzed data are public, and the registered protocol, complete results, figure source data, code, workflows, tests, and computational environments are archived at https://doi.org/10.5281/zenodo.22436625.</w:t>
+        <w:t>The manuscript fits the journal's coverage of plant pathology, plant genomics, plant molecular biology, and plant-microbe interactions. Its contribution is a new biological analysis and openly reproducible candidate resource rather than the generation of a new sequencing cohort. All analyzed data are public, and the registered protocol, complete results, figure source data, code, workflows, tests, and computational environments are archived at https://zenodo.org/records/22436625.</w:t>
       </w:r>
     </w:p>
     <w:p>
